--- a/pr-preview/pr-311/linear-algebra-complex-tracked-changes.docx
+++ b/pr-preview/pr-311/linear-algebra-complex-tracked-changes.docx
@@ -16,7 +16,7 @@
       </w:pPr>
       <w:del w:id="1" w:author="PR Preview" w:date="2026-01-01T00:00:00Z">
         <w:r>
-          <w:delText xml:space="preserve">Last modified: 2026-10-15 13:39:21 (PDT)</w:delText>
+          <w:delText xml:space="preserve">Last modified: 2026-10-15 14:23:59 (PDT)</w:delText>
         </w:r>
       </w:del>
     </w:p>
@@ -26,7 +26,7 @@
       </w:pPr>
       <w:ins w:id="2" w:author="PR Preview" w:date="2026-01-01T00:00:00Z">
         <w:r>
-          <w:t xml:space="preserve">Last modified: 2026-10-15 13:56:31 (PDT)</w:t>
+          <w:t xml:space="preserve">Last modified: 2026-10-15 15:23:10 (PDT)</w:t>
         </w:r>
       </w:ins>
     </w:p>
@@ -5475,6 +5475,9 @@
         <w:t xml:space="preserve"> </w:t>
       </w:r>
       <m:oMath>
+        <m:r>
+          <m:t>​</m:t>
+        </m:r>
         <m:d>
           <m:dPr>
             <m:begChr m:val="⟨"/>
@@ -5511,6 +5514,9 @@
             </m:acc>
           </m:e>
         </m:d>
+        <m:r>
+          <m:t>​</m:t>
+        </m:r>
         <m:limUpp>
           <m:e>
             <m:r>
@@ -5577,6 +5583,9 @@
           <m:jc m:val="center"/>
         </m:oMathParaPr>
         <m:oMath>
+          <m:r>
+            <m:t>​</m:t>
+          </m:r>
           <m:d>
             <m:dPr>
               <m:begChr m:val="⟨"/>
@@ -5620,10 +5629,16 @@
             </m:e>
           </m:d>
           <m:r>
+            <m:t>​</m:t>
+          </m:r>
+          <m:r>
             <m:rPr>
               <m:sty m:val="p"/>
             </m:rPr>
             <m:t>=</m:t>
+          </m:r>
+          <m:r>
+            <m:t>​</m:t>
           </m:r>
           <m:d>
             <m:dPr>
@@ -5680,6 +5695,9 @@
               </m:acc>
             </m:e>
           </m:d>
+          <m:r>
+            <m:t>​</m:t>
+          </m:r>
           <m:r>
             <m:t> </m:t>
           </m:r>
@@ -5811,6 +5829,9 @@
         <m:oMath>
           <m:eqArr>
             <m:e>
+              <m:r>
+                <m:t>​</m:t>
+              </m:r>
               <m:d>
                 <m:dPr>
                   <m:begChr m:val="⟨"/>
@@ -5853,6 +5874,9 @@
                   </m:acc>
                 </m:e>
               </m:d>
+              <m:r>
+                <m:t>​</m:t>
+              </m:r>
               <m:r>
                 <m:t>&amp;</m:t>
               </m:r>
@@ -6126,6 +6150,9 @@
                   <m:sty m:val="p"/>
                 </m:rPr>
                 <m:t>=</m:t>
+              </m:r>
+              <m:r>
+                <m:t>​</m:t>
               </m:r>
               <m:d>
                 <m:dPr>
@@ -6183,6 +6210,9 @@
                 </m:e>
               </m:d>
               <m:r>
+                <m:t>​</m:t>
+              </m:r>
+              <m:r>
                 <m:t>&amp;</m:t>
               </m:r>
               <m:r>
@@ -6357,6 +6387,9 @@
         <w:t xml:space="preserve"> </w:t>
       </w:r>
       <m:oMath>
+        <m:r>
+          <m:t>​</m:t>
+        </m:r>
         <m:d>
           <m:dPr>
             <m:begChr m:val="⟨"/>
@@ -6397,10 +6430,16 @@
           </m:e>
         </m:d>
         <m:r>
+          <m:t>​</m:t>
+        </m:r>
+        <m:r>
           <m:rPr>
             <m:sty m:val="p"/>
           </m:rPr>
           <m:t>=</m:t>
+        </m:r>
+        <m:r>
+          <m:t>​</m:t>
         </m:r>
         <m:d>
           <m:dPr>
@@ -6453,6 +6492,9 @@
             </m:acc>
           </m:e>
         </m:d>
+        <m:r>
+          <m:t>​</m:t>
+        </m:r>
       </m:oMath>
       <w:r>
         <w:t xml:space="preserve"> </w:t>
@@ -9815,6 +9857,9 @@
         <w:t xml:space="preserve"> </w:t>
       </w:r>
       <m:oMath>
+        <m:r>
+          <m:t>​</m:t>
+        </m:r>
         <m:d>
           <m:dPr>
             <m:begChr m:val="⟨"/>
@@ -9858,10 +9903,16 @@
           </m:e>
         </m:d>
         <m:r>
+          <m:t>​</m:t>
+        </m:r>
+        <m:r>
           <m:rPr>
             <m:sty m:val="p"/>
           </m:rPr>
           <m:t>=</m:t>
+        </m:r>
+        <m:r>
+          <m:t>​</m:t>
         </m:r>
         <m:d>
           <m:dPr>
@@ -9905,6 +9956,9 @@
             </m:acc>
           </m:e>
         </m:d>
+        <m:r>
+          <m:t>​</m:t>
+        </m:r>
       </m:oMath>
       <w:r>
         <w:t xml:space="preserve"> </w:t>

--- a/pr-preview/pr-311/linear-algebra-complex-tracked-changes.docx
+++ b/pr-preview/pr-311/linear-algebra-complex-tracked-changes.docx
@@ -16,7 +16,7 @@
       </w:pPr>
       <w:del w:id="1" w:author="PR Preview" w:date="2026-01-01T00:00:00Z">
         <w:r>
-          <w:delText xml:space="preserve">Last modified: 2026-10-15 14:23:59 (PDT)</w:delText>
+          <w:delText xml:space="preserve">Last modified: 2026-10-15 18:37:38 (PDT)</w:delText>
         </w:r>
       </w:del>
     </w:p>
@@ -26,7 +26,7 @@
       </w:pPr>
       <w:ins w:id="2" w:author="PR Preview" w:date="2026-01-01T00:00:00Z">
         <w:r>
-          <w:t xml:space="preserve">Last modified: 2026-10-15 15:23:10 (PDT)</w:t>
+          <w:t xml:space="preserve">Last modified: 2026-10-15 18:40:39 (PDT)</w:t>
         </w:r>
       </w:ins>
     </w:p>
